--- a/example_articles/states/Multiple/1.states_Multiple_New_York_Times.docx
+++ b/example_articles/states/Multiple/1.states_Multiple_New_York_Times.docx
@@ -27,17 +27,17 @@
     </w:p>
     <w:p>
       <w:r>
-        <w:t>Source File: NYT/52.DOCX</w:t>
+        <w:t>Source file: NYT/52.DOCX</w:t>
       </w:r>
     </w:p>
     <w:p>
       <w:r>
-        <w:t>Raw locations result: ['Pennsylvania', 'South Carolina']</w:t>
+        <w:t>Raw locations result, 'locations': ['Pennsylvania', 'South Carolina']</w:t>
       </w:r>
     </w:p>
     <w:p>
       <w:r>
-        <w:t>states_stand_flat (Standardized): Multiple</w:t>
+        <w:t>Standardized locations result, 'states_stand_flat': Multiple</w:t>
       </w:r>
     </w:p>
     <w:p>

--- a/example_articles/states/Multiple/1.states_Multiple_New_York_Times.docx
+++ b/example_articles/states/Multiple/1.states_Multiple_New_York_Times.docx
@@ -7,7 +7,7 @@
         <w:pStyle w:val="Heading1"/>
       </w:pPr>
       <w:r>
-        <w:t>Must Busing Go On Till Racial Balance Is Exact?</w:t>
+        <w:t>The Myth of Classnessness</w:t>
       </w:r>
     </w:p>
     <w:p>
@@ -17,22 +17,22 @@
     </w:p>
     <w:p>
       <w:r>
-        <w:t>Date: 1990-04-03</w:t>
+        <w:t>Date: 1990-10-10</w:t>
       </w:r>
     </w:p>
     <w:p>
       <w:r>
-        <w:t>Section: Section A; Page 1, Column 2; National Desk</w:t>
+        <w:t>Section: Section A; Page 23, Column 1; Editorial Desk; Op-Ed</w:t>
       </w:r>
     </w:p>
     <w:p>
       <w:r>
-        <w:t>Source file: NYT/52.DOCX</w:t>
+        <w:t>Source file: NYT/29.DOCX</w:t>
       </w:r>
     </w:p>
     <w:p>
       <w:r>
-        <w:t>Raw locations result, 'locations': ['Pennsylvania', 'South Carolina']</w:t>
+        <w:t>Raw locations result, 'locations': ['New Jersey', 'New York']</w:t>
       </w:r>
     </w:p>
     <w:p>
@@ -49,111 +49,37 @@
     </w:p>
     <w:p>
       <w:r>
-        <w:t>Outside the small, self-contained worlds of Shelly Bridgwater's and Donna Stover's classrooms rages one of the country's most complex and far-reaching desegregation battles.</w:t>
+        <w:t>This country is in shackles, its thought, character and public policy locked in distortion and lies. The deceit stands at the root of Federal and state budgetary chaos and corrodes every aspect of national life. It causes the chief executive to expatiate on the defense of ''our life style'' - our life style - as though the way of life of the privileged were universal. And that obliviousness is but a minor symptom of a vast, country-wide self- deception.</w:t>
         <w:br/>
-        <w:t>There is only one white face in Ms. Bridgwater's class at Longfellow elementary school: her own. Across town at the Lafayette elementary school, Mrs. Stover, who is half black and half American Indian, presides over a sea of blonds, redheads and brunets.</w:t>
+        <w:t>Several hallowed concepts - independence, individualism, choice -are woven into the web of illusion and self-deception. But presiding over the whole is the icon of classlessness.</w:t>
         <w:br/>
-        <w:t>Six years ago, when Oklahoma City still bused first- through fourth-graders, such racially skewed classrooms did not exist. They still do not exist today from fifth grade onward, where busing remains in force.</w:t>
+        <w:t>George Bush asserts that class is ''for European democracies or something else - it isn't for the United States of America. We are not going to be divided by class.'' The forces behind this icon of classlessness range from the media to the national experience of public education.</w:t>
         <w:br/>
-        <w:t>Now the Supreme Court has agreed to consider whether the school district must resume busing in the lower grades. It is a case that may decide some unresolved legacies of court-ordered desegregation: How long must it continue, and how thorough must it be?</w:t>
+        <w:t>The myth of classlessness has a history, of course. Caught up in that history, the Framers of the Constitution refused to impose land and property qualifications for Federal office; and 8 out of 10 Americans, in the Depression, claimed to be middle class. In our time, the myth not only lives deep in people's our nerves, but exerts an ever more destructive influence on public policy.</w:t>
         <w:br/>
-        <w:t>Unlike some large urban school systems in the North, Oklahoma City's school population is almost evenly divided between whites and blacks. Of the 37,735 public school students, 45 percent are white and 40 percent are black, with the remaining 15 percent Hispanic, Indian and Asian. In New York City, by contrast, minorities make up 80 percent of the public school population; in the Boston public schools the figure is 75 percent.</w:t>
+        <w:t>The myth is in tens of thousands of hours of sitcoms watched by tens of millions, young and old. On ''The Cosby Show,'' black Princeton grads win admission to the law and medical schools of their choice - then chuck it all, preferring to start at the bottom as busboys and waitresses.</w:t>
         <w:br/>
-        <w:t>The Court's decision in the Oklahoma City case could affect about 500 school districts throughout the country. School officials everywhere are watching the case for clues.</w:t>
+        <w:t>On ''Designing Women,'' elegant, expensively coiffed Southern businesswomen talk for a second or two with striking curtain factory employees and at once become partisans of the strike: ''We are all labor!'' the ladies cry. In the Harvard alumni magazine, a recent graduate genially avers that ''we're all working class.''</w:t>
         <w:br/>
-        <w:t>But this city of 403,000 people provides few clear-cut answers. Nearly everyone, black and white, disliked the busing plan in effect here for more than a decade, in which young black schoolchildren, not their white classmates, were the ones riding the buses.</w:t>
+        <w:t>And the myth directly affects the distribution of privileges, bounties and hazards in every sector of life.</w:t>
         <w:br/>
-        <w:t>A Federal court declared in 1977 that the Oklahoma City school district had ended a longstanding policy of segregation, and in 1985 the school board decided to end busing for children in first through fourth grades. But the NAACP Legal Defense Fund sued on behalf of several students and their parents to stop the Oklahoma City school board from ending busing, arguing that schools would become re-segregated.</w:t>
+        <w:t>Every year, a Federal housing donation of close to $40 billion is awarded to millions earning more than $50,000 annually. The donation takes the form of tax abatements, such as the mortgage interest and property tax exemptions, and the capital gains deferral on housing sales.</w:t>
         <w:br/>
-        <w:t xml:space="preserve"> </w:t>
+        <w:t>The handout to these $50,000-plus neediest comes at a time when the fair market price of rental housing in all 50 states exceeds the means of families in which two wage-earners work full time for the minimum wage, and when New York City alone has 170,000 families on the waiting list for public housing. Only the faith that America is a classless society prevents this charity to the propertied from being recognized for what it is: an indefensible class ripoff.</w:t>
         <w:br/>
-        <w:t>Appeal by School Board</w:t>
+        <w:t>And the myth of classlessness figures in corporate decisions that strip the workforce of its dignity and skills by killing off one industry after another, from steel to semiconductors. The assumption is that workers aren't shaped by their skills; when quality jobs disappear, workers can just do - and be - something else.</w:t>
         <w:br/>
-        <w:t>A Federal appeals court ruled last year that the busing should be resumed, and the Supreme Court agreed last week to hear the school board's appeal.</w:t>
+        <w:t>Classlessness functions as the ultimate unspoken excuse for a range of inequities stretching from regressive Social Security taxes to pauperization requirements for care for the disabled, from Attorney General Dick Thornburgh's rejection of guidelines mandating prison terms for white collar criminals to the denial of proper medical care to heart disease patients lacking private insurance and wholly dependent on Medicare.</w:t>
         <w:br/>
-        <w:t>The 1985 board decision to send young children to schools in their neighborhoods allowed the district to put money it saved on busing into education, and it encouraged more parents to get involved in their children's schools.</w:t>
+        <w:t>The Vietnam ''draft,'' the upper income ''bubble,'' tracking in the public schools, ''vocational'' education - all these episodes of state-administered injustice reflect the influence of the myth of classlessness.</w:t>
         <w:br/>
-        <w:t>Also, more blacks and whites are living side by side, so that most of the city's 58 elementary schools were racially balanced even after the busing stopped. But 10 remain nearly all black, and five are 80 percent white.</w:t>
+        <w:t>And always that influence is masked, obscured, downplayed. Work-related accidents and illnesses kill 70,000 a year - but those people are nearly invisible. ''Most occupational risks are blue collar,'' says Peter Sandman, director of the Environmental Communication Research Program at Rutgers, ''If most risks were professional level they'd get more [media] coverage.''</w:t>
         <w:br/>
-        <w:t>While some black parents and community leaders initially supported the move away from busing, many now believe that the 10 black schools do not get as many supplies or good teachers as white schools, despite fervent denials and reams of statistics to the contrary offered by school officials.</w:t>
+        <w:t>Gov. James Florio dared to present a fresh, pertinent vision of New Jersey - a vision of a state prepared to acknowledge the realities of our class system and committed to broadening educational opportunity and narrowing the gulf separating rich and poor. The protest against his program is strongest in the richest suburbs, but it has significant working class backing. How could it be otherwise, given the huge resources that have been poured into the campaign to persuade us that we're all one, that each has access to all, that serious inequities simply don't exist?</w:t>
         <w:br/>
-        <w:t xml:space="preserve"> </w:t>
+        <w:t>An immense weight of subsidized opinion has gathered on the side of social untruth, and the means available to those who try to contend against the untruth are fragile. Social wrong is accepted because substantive, as opposed to sitcom, knowledge about class has been habitually suppressed, and the key mode of suppression remains the promotion of the idea of classlessness.</w:t>
         <w:br/>
-        <w:t>Issues Clear, for Them</w:t>
-        <w:br/>
-        <w:t>For Clara Luper, a black retired high school teacher whose daughter is one of the students in the Supreme Court case, the issue is clear.</w:t>
-        <w:br/>
-        <w:t>''I believe in integration,'' said Mrs. Luper, who helped organize some of the city's earliest civil rights demonstrations more than 30 years ago. ''If it would take helicopters to get kids together, it would be all right with me. If you wait until a child is in fifth grade before having any contact with people of other races, you have already scarred that child.''</w:t>
-        <w:br/>
-        <w:t>Arthur W. Steller, Oklahoma City's Superintendent of Schools, is just as certain that neighborhood schools can offer equal education.</w:t>
-        <w:br/>
-        <w:t>''If I could just wave a magic wand, every neighborhood and every school would be integrated in every way,'' he said. ''That's not the world in which we happen to live. If we've eliminated prior segregation, now can we return to neighborhood schools and concentrate our efforts on student achievement?''</w:t>
-        <w:br/>
-        <w:t xml:space="preserve"> </w:t>
-        <w:br/>
-        <w:t>'Children of Different Colors'</w:t>
-        <w:br/>
-        <w:t>But many others in Oklahoma City are torn and unsure about what to endorse. Some black parents want a return to busing; others do not. Some white teachers, like Shirley Swinford at the all-black Garden Oaks school, think their black pupils are getting shortchanged. Some black teachers, like Mrs. Stover, oppose busing because they feel it exhausts children and keeps parents distanced from schools.</w:t>
-        <w:br/>
-        <w:t>''Sometimes I think we need children of different colors together as early as possible,'' said Beverly Story, principal of the all-black Longfellow school. ''Sometimes I look at all the negative things that come out of putting those little babies on buses across town, and that's not right either.''</w:t>
-        <w:br/>
-        <w:t>With busing now beginning in the fifth grade, teachers say it is too soon to tell how children react when they encounter children of another race for the first time.</w:t>
-        <w:br/>
-        <w:t xml:space="preserve"> </w:t>
-        <w:br/>
-        <w:t>Interaction Against Isolation</w:t>
-        <w:br/>
-        <w:t>Dr. Steller, the School Superintendent, says the schools are trying to counter such problems of racial isolation through an interaction program, in which children from predominantly white and black schools choose pen pals, visit each other once or twice a year and go on an annual field trip.</w:t>
-        <w:br/>
-        <w:t>At one such interaction day recently at Garden Oaks, storytellers and dancers entertained black and white children, who later ate lunch together before returning to their own schools.</w:t>
-        <w:br/>
-        <w:t>But many teachers say more needs to be done.</w:t>
-        <w:br/>
-        <w:t>''Even if it happened once a month, that's not true interaction,'' said Darlene McVay, who teaches at Longfellow. ''I don't think true integration can take place unless children are there all the time.''</w:t>
-        <w:br/>
-        <w:t xml:space="preserve"> </w:t>
-        <w:br/>
-        <w:t>On 'Them and Us'</w:t>
-        <w:br/>
-        <w:t>Abigail Whitwell, who teaches at Garden Oaks, said her students, who rarely deal with white people, appear to forget that she is white when they discuss race: ''When they talk about white people, they talk as though it's somebody foreign to all of us. There is that 'them and us' attitude.''</w:t>
-        <w:br/>
-        <w:t>But Julie G. Bailey, principal of Lafayette, where there may be only one or two black children in a class, said her white students do not seem to display the prejudices that some of their parents hold.</w:t>
-        <w:br/>
-        <w:t>''I don't think we can mandate social change,'' she said. ''All we can do is model it in our behavior.''</w:t>
-        <w:br/>
-        <w:t>Teachers, parents and administrators are divided also about the academic impact of the switch back to neighborhood schools. The school board does not have long-term studies about the impact of integration on academic achievement, and it is difficult to compare schools' test scores during and after busing because the schools and their student bodies changed.</w:t>
-        <w:br/>
-        <w:t xml:space="preserve"> </w:t>
-        <w:br/>
-        <w:t>Loss of Power Feared</w:t>
-        <w:br/>
-        <w:t>Some black parents and community organizations, like the Urban League, endorsed the return to neighborhood schools for the same reasons that some blacks across the country have become disillusioned with desegregation: They felt that black administrators, teachers and parents had lost power.</w:t>
-        <w:br/>
-        <w:t>When busing ended for early grades, the school board also promised that all-black schools in poor neighborhoods would receive special services and equal resources, and it established an equity committee to make sure that schools were being treated equally.</w:t>
-        <w:br/>
-        <w:t>But several of its members, including Lettie Ruth Hunter, a retired teacher, and LaWanna Hackner Bruner of the Urban League, say the equity committee has been thwarted at every turn, and that black schools are not getting their fair share. They cite lower test scores at black schools as proof of their suspicion that education there is second-rate.</w:t>
-        <w:br/>
-        <w:t>They also complain that few black schools are headed by black principals, so students do not have role models of leadership. Of the 10 nearly all-black schools in Oklahoma City, three have black principals, a lower proportion than the 46 black principals out of the city's 122 principals.</w:t>
-        <w:br/>
-        <w:t xml:space="preserve"> </w:t>
-        <w:br/>
-        <w:t>Urban League Reconsiders</w:t>
-        <w:br/>
-        <w:t>As a result, the Urban League is reconsidering its earlier support for neighborhood schools.</w:t>
-        <w:br/>
-        <w:t>''I've visited many of these schools,'' Ms. Bruner said. ''You can see they receive fewer resources than in other parts of the city. Teachers say they have to purchase materials out of their own pockets. I've been in classrooms where, even through December, students do not have textbooks.''</w:t>
-        <w:br/>
-        <w:t>Dr. Steller and the schools' principals deny that black schools are being shortchanged. Average spending per pupil this school year is $1,526 at schools with 80 percent or more black students, compared to $1,461 in schools that are less than 10 percent black, according to school district figures. Average spending per student is slightly under $1,500.</w:t>
-        <w:br/>
-        <w:t>Ms. Story and Doyce Wilhelm, principal of Garden Oaks, say they believe they receive the same financing, based on how many students they have, as any other school. This year, Oklahoma City has spent $330,000 on special tutoring programs, including spring-break school and half-day school on Saturdays, for many black schools with the lowest achievement scores.</w:t>
-        <w:br/>
-        <w:t>But Ms. Story argues that because her school is in a poor and working-class community, parents are unable to raise as much money for ''extras'' as those in more affluent neighborhoods. Her parents' group raised about $700 last year; Richard Danner, principal of Stonegate, a racially mixed school in an affluent neighborhood, netted more than $10,000 from parents. Stonegate spent the money on extra computers, carpets for some classrooms and air-conditioning for the computer room.</w:t>
-        <w:br/>
-        <w:t>A walk through Stonegate showed brightly decorated classrooms full of books and games. Garden Oaks, while clean, appeared more rundown. Ms. Swinford, who teaches at Garden Oaks, told of film projectors so old they belonged in museums, and chronic paper and pencil shortages.</w:t>
-        <w:br/>
-        <w:t>Ms. Story and Dr. Steller also dispute parents' assertions that black schools do not provide the same level of education. Lower test scores, they say, reflect the poverty and troubled family situations. Dr. Steller says that several black schools have shown marked improvement in test scores over the past three years.</w:t>
-        <w:br/>
-        <w:t>Some look to the Supreme Court with hope, others with fear, as they await its ruling. The question, said Leonard D. Benton, president of the Urban League, is not whether more integration is better, but how best to achieve it. The answer, he said, still eludes him and Oklahoma City.</w:t>
+        <w:t>We shall not shake the monster in our midst until we take serious account of the idea of difference - differences between, for one more example, youngsters for whom opportunity means college and youngsters for whom opportunity can only mean the Army. The task is nothing less than that of laying bare the links between the perpetuation of the myth of social sameness and the perpetuation of social wrong. We have all too little time in which to get on with it.</w:t>
         <w:br/>
         <w:br/>
         <w:t>Graphic</w:t>
@@ -161,7 +87,7 @@
         <w:br/>
         <w:t xml:space="preserve"> </w:t>
         <w:br/>
-        <w:t>photo: Deciding whether to return to busing in Oklahoma City has blurred racial lines for parents and teachers. Some white teachers think black students are being shortchanged. Donna Stover, with her class at the Lafayette elementary school, said she opposed busing because it tired children and kept parents away. (The New York Times/Steve Jennings) (pg. A18)</w:t>
+        <w:t>Drawing</w:t>
       </w:r>
     </w:p>
     <w:sectPr>

--- a/example_articles/states/Multiple/1.states_Multiple_New_York_Times.docx
+++ b/example_articles/states/Multiple/1.states_Multiple_New_York_Times.docx
@@ -7,7 +7,7 @@
         <w:pStyle w:val="Heading1"/>
       </w:pPr>
       <w:r>
-        <w:t>The Myth of Classnessness</w:t>
+        <w:t>Where Young People Choose to Live</w:t>
       </w:r>
     </w:p>
     <w:p>
@@ -17,17 +17,17 @@
     </w:p>
     <w:p>
       <w:r>
-        <w:t>Date: 1990-10-10</w:t>
+        <w:t>Date: 1987-03-08</w:t>
       </w:r>
     </w:p>
     <w:p>
       <w:r>
-        <w:t>Section: Section A; Page 23, Column 1; Editorial Desk; Op-Ed</w:t>
+        <w:t>Section: Section 8; Page 1, Column 1; Real Estate Desk</w:t>
       </w:r>
     </w:p>
     <w:p>
       <w:r>
-        <w:t>Source file: NYT/29.DOCX</w:t>
+        <w:t>Source file: NYT/54.DOCX</w:t>
       </w:r>
     </w:p>
     <w:p>
@@ -49,37 +49,79 @@
     </w:p>
     <w:p>
       <w:r>
-        <w:t>This country is in shackles, its thought, character and public policy locked in distortion and lies. The deceit stands at the root of Federal and state budgetary chaos and corrodes every aspect of national life. It causes the chief executive to expatiate on the defense of ''our life style'' - our life style - as though the way of life of the privileged were universal. And that obliviousness is but a minor symptom of a vast, country-wide self- deception.</w:t>
+        <w:t>FOR Dillon Remler, it was a process of elimination that began with the boroughs.</w:t>
         <w:br/>
-        <w:t>Several hallowed concepts - independence, individualism, choice -are woven into the web of illusion and self-deception. But presiding over the whole is the icon of classlessness.</w:t>
+        <w:t>''All I knew was that if I was coming all this way, I was going to live right in Manhattan,'' said the recently transplanted 22-year-old from Tempe, Ariz., who graduated last year from the University of Redlands in southern California.</w:t>
         <w:br/>
-        <w:t>George Bush asserts that class is ''for European democracies or something else - it isn't for the United States of America. We are not going to be divided by class.'' The forces behind this icon of classlessness range from the media to the national experience of public education.</w:t>
+        <w:t>''The Queens, the Bronx - they weren't going to do,'' he said. ''It's worth putting up with the extra price and the inconvenience - the noise, dirt, fast-pace - to be in the middle of all the action.''</w:t>
         <w:br/>
-        <w:t>The myth of classlessness has a history, of course. Caught up in that history, the Framers of the Constitution refused to impose land and property qualifications for Federal office; and 8 out of 10 Americans, in the Depression, claimed to be middle class. In our time, the myth not only lives deep in people's our nerves, but exerts an ever more destructive influence on public policy.</w:t>
+        <w:t>Then came the real decision-making. With a $22,800-a-year job and a prospective roommate willing to share a one-bedroom apartment, Mr. Remler, who is a mortgage service representative, started trying on various neighborhoods for size. The Upper West Side: too expensive. The Lower East Side: too rough. Greenwich Village: too crazy. (''It's a great place to visit on weekends, but I couldn't put up with all those strange people 24 hours a day.'') Clinton Hill: too seedy. The upper reaches of the Upper East Side: perfect.</w:t>
         <w:br/>
-        <w:t>The myth is in tens of thousands of hours of sitcoms watched by tens of millions, young and old. On ''The Cosby Show,'' black Princeton grads win admission to the law and medical schools of their choice - then chuck it all, preferring to start at the bottom as busboys and waitresses.</w:t>
+        <w:t>''It seemed to be the most civilized and subdued area of Manhattan,'' he said.</w:t>
         <w:br/>
-        <w:t>On ''Designing Women,'' elegant, expensively coiffed Southern businesswomen talk for a second or two with striking curtain factory employees and at once become partisans of the strike: ''We are all labor!'' the ladies cry. In the Harvard alumni magazine, a recent graduate genially avers that ''we're all working class.''</w:t>
+        <w:t>Finding one's first apartment in New York is a rite of passage as old as college graduations, youthful ambitions and the city itself. Today, as always, money is the paramount concern, and preventing one's monthly rent from con suming more than half one's monthly salary is the ultimate goal. To achieve that means sacrifice, and people in their early 20's generally make a list of considerations - location, price, privacy, space - and decide which one, or ones, they can live without.</w:t>
         <w:br/>
-        <w:t>And the myth directly affects the distribution of privileges, bounties and hazards in every sector of life.</w:t>
+        <w:t>But they can also be pretty choosy about where they settle. They want a neighborhood that suits their style of life -be it avant-garde or pin-striped, yet one that will not break them financially. An area whose name will be greeted with an accepting nod from judgmental peers, as well as parents obsessed with safety.</w:t>
         <w:br/>
-        <w:t>Every year, a Federal housing donation of close to $40 billion is awarded to millions earning more than $50,000 annually. The donation takes the form of tax abatements, such as the mortgage interest and property tax exemptions, and the capital gains deferral on housing sales.</w:t>
+        <w:t>They come with typical starting salaries, which can range from $11,000 in a small publishing concern to $60,000 in a high-powered law firm, and a mission to obtain a key to a room - or half a room - of one's own. Armed with newspaper advertisements, university club referrals, notices from office bulletin boards and brokers' lists, young people set out to find a place they can comfortably call home. AFTER weeks of looking last fall, Mr. Remler found a one-bedroom apartment for $950 a month in a five-story walkup on Third Avenue, between 84th and 85th Streets. He still marvels at the area's attributes - the ''sports bar'' on the ground floor of his building and, in walking distance, four movie theaters, three dry cleaners, two delis, four grocery stores, Central Park and the Metropolitan Museum of Art.</w:t>
         <w:br/>
-        <w:t>The handout to these $50,000-plus neediest comes at a time when the fair market price of rental housing in all 50 states exceeds the means of families in which two wage-earners work full time for the minimum wage, and when New York City alone has 170,000 families on the waiting list for public housing. Only the faith that America is a classless society prevents this charity to the propertied from being recognized for what it is: an indefensible class ripoff.</w:t>
+        <w:t>Of course, what Mr. Remler finds ''civilized'' about the Upper East Side, others may find staid or even boring. And what he sees as ''crazy'' and ''strange'' about the Village vicinity, others see as hip. The fact is there are as many different verdicts as there are individuals searching for neighborhoods.</w:t>
         <w:br/>
-        <w:t>And the myth of classlessness figures in corporate decisions that strip the workforce of its dignity and skills by killing off one industry after another, from steel to semiconductors. The assumption is that workers aren't shaped by their skills; when quality jobs disappear, workers can just do - and be - something else.</w:t>
+        <w:t>But several areas do seem to attract great numbers of people just starting out in their careers. Among them are Brooklyn's closer-in neighborhoods, Battery Park City, the East 90's, the East Village and Hoboken, N.J. Sometimes, the snowball effect seems to be at work; young people like to hobnob with young people. But how these regions become attractive in the first place is often a reflection of the priorities and personalities of the apartment-seekers themselves.</w:t>
         <w:br/>
-        <w:t>Classlessness functions as the ultimate unspoken excuse for a range of inequities stretching from regressive Social Security taxes to pauperization requirements for care for the disabled, from Attorney General Dick Thornburgh's rejection of guidelines mandating prison terms for white collar criminals to the denial of proper medical care to heart disease patients lacking private insurance and wholly dependent on Medicare.</w:t>
+        <w:t>After visiting the city a few times in the summer while still in college, John Brady vowed he would never take the subway to work. The weather was sultry, and he remembers taking a shower at 8 A.M. and needing another one by 10. So last spring, upon graduating from Dartmouth College, he accepted an offer from a major Wall Street investment bank and decided to find an apartment within close proximity.</w:t>
         <w:br/>
-        <w:t>The Vietnam ''draft,'' the upper income ''bubble,'' tracking in the public schools, ''vocational'' education - all these episodes of state-administered injustice reflect the influence of the myth of classlessness.</w:t>
+        <w:t>Battery Park City was the answer. He shares a one-bedroom apartment there with a college classmate, who pays half of the $1,334 rent. It is a sleek, new building, with a doorman, indoor swimming pool and access to the promenade along the Hudson River. ''I have a five-minute walk to work, and that's the biggest bonus of all,'' said Mr. Brady, who is 23. ''Whether it's late or early, when I get off work, I like to get right into the swing of things. I don't want to be commuting.''</w:t>
         <w:br/>
-        <w:t>And always that influence is masked, obscured, downplayed. Work-related accidents and illnesses kill 70,000 a year - but those people are nearly invisible. ''Most occupational risks are blue collar,'' says Peter Sandman, director of the Environmental Communication Research Program at Rutgers, ''If most risks were professional level they'd get more [media] coverage.''</w:t>
+        <w:t>Rental agents for a few of the new buildings in Battery Park City said 15 to 25 percent of the units are occupied by people between the ages of 20 and 25. The practice of doubling up in studios and one-bedrooms and tripling up in two-bedrooms is common. One rental building, River Rose, which opened a year ago, even placed advertisements in nine college newspapers last spring. One ad read: ''Rent here and you'll spend your time getting ahead, not getting to work.''</w:t>
         <w:br/>
-        <w:t>Gov. James Florio dared to present a fresh, pertinent vision of New Jersey - a vision of a state prepared to acknowledge the realities of our class system and committed to broadening educational opportunity and narrowing the gulf separating rich and poor. The protest against his program is strongest in the richest suburbs, but it has significant working class backing. How could it be otherwise, given the huge resources that have been poured into the campaign to persuade us that we're all one, that each has access to all, that serious inequities simply don't exist?</w:t>
+        <w:t>Drawbacks do exist, though. Going out at night, Mr. Brady said, means having to make an ''expedition'' since there are few bars or restaurants in the immediate area. He sleeps in the living room, which is partitioned with a wall unit, affording little privacy. And the rent is what he calls a ''blackhole of money.'' But on a good morning, he can make the transition from bed to desk in half an hour, enabling him to watch the ''Munsters,'' one of his favorite television shows, before work.</w:t>
         <w:br/>
-        <w:t>An immense weight of subsidized opinion has gathered on the side of social untruth, and the means available to those who try to contend against the untruth are fragile. Social wrong is accepted because substantive, as opposed to sitcom, knowledge about class has been habitually suppressed, and the key mode of suppression remains the promotion of the idea of classlessness.</w:t>
+        <w:t>Sarah Paganelli, on the other hand, wanted to put some distance between home and office. She works for an accounting firm in midtown Manhattan and lives in Brooklyn Heights. ''I never planned on living in Manhattan,'' said Miss Paganelli, 23, a 1985 graduate of Colgate University, who has a 30-minute trek to her office. ''I equate Manhattan with work, and it's nice to make the commute and get away.''</w:t>
         <w:br/>
-        <w:t>We shall not shake the monster in our midst until we take serious account of the idea of difference - differences between, for one more example, youngsters for whom opportunity means college and youngsters for whom opportunity can only mean the Army. The task is nothing less than that of laying bare the links between the perpetuation of the myth of social sameness and the perpetuation of social wrong. We have all too little time in which to get on with it.</w:t>
+        <w:t>Drawn to the Heights because it was ''quiet, safe and pretty,'' Miss Paganelli now shares a four-bedroom apartment with three other women. They each pay $600 a month. She recently moved from another apartment in Brooklyn Heights, a two-bedroom for $1,425 a month that she had shared with two other women.</w:t>
+        <w:br/>
+        <w:t>Newcomers to New York City have gravitated toward Brooklyn for years. Sections that are especially popular today are the Heights - although rents there can be prohibitive - Park Slope, Cobble Hill, Carroll Garden and Boerum Hill.</w:t>
+        <w:br/>
+        <w:t>''They are all extremely safe, good areas, and you can usually get more apartment for your money than you would in Manhattan,'' said Ruth Levine, a rental agent for the William B. May Company in Brooklyn. ''Park Slope is really hot right now and very, very young. It's a little earthier. There are a lot of creative types in the Slope, whereas the Brooklyn Heights population tends to be more legal and financial.'' BUT what about the person who wants to feel the direct pulse of Manhattan, but refuses to spend more than $500 a month and insists on a separate bedroom? Meet Elizabeth A. Melby. She is a 25-year-old Vassar graduate and assistant managing editor of Cutis, a medical journal. She is also a tireless apartment-hunter and a woman willing to live in a neighborhood still very much in transition.</w:t>
+        <w:br/>
+        <w:t>Indignant at the $1,500 one-bedroom units she saw on the Upper West Side, she pushed farther north, traversing the traditional, though fading, demarcation at 96th Street. The restaurants were scarcer and less opulent, and many of the buildings were rundown and vacant. But the apartments were considerably cheaper, and a number of her friends, including her male companion, had already made the move to the upper Upper West Side.</w:t>
+        <w:br/>
+        <w:t>''I could afford to pay a little more for my rent, but I'm not willing to,'' said Miss Melby. ''It's a matter of principle. I'd rather spend my money on travel and entertainment.''</w:t>
+        <w:br/>
+        <w:t>Four months of fairly dogged searching gave way to a two-bedroom apartment on the top floor of a five-story walkup on Amsterdam Avenue near 101st Street, considered the edge of Manhattan Valley. The rent is $960 a month, which she divides evenly with her apartment-mate. ''I love the neighborhood,'' she said. ''I don't care about being seen in trendy restaurants.''</w:t>
+        <w:br/>
+        <w:t>For those who do, however, the thick of the fashionable social scene lining Columbus Avenue is only two subway stops south. Strategic positioning such as this is a survival technique mastered quickly by young people covetous of their space and salary. They home in on a trendy community and then penetrate its less sexy, less expensive fringes. Their presence, of course, eventually abets gentrification.</w:t>
+        <w:br/>
+        <w:t>The East 90's is a case in point. Once considered a dubious extension of the Upper East Side, or rather, the gateway to East Harlem, the area between 86th and 95th Streets, east of Third Avenue, has experienced a youthful onslaught of sorts. Five years ago, cheap rents lured recent graduates here. Although rents have since ascended along with the high-rise luxury buildings in the area, they still undercut those in comparable buildings to the south. Moreover, while the neighborhood still retains its Hispanic, working-class character, sushi and gelato have made major inroads.</w:t>
+        <w:br/>
+        <w:t>Besides price and proximity, though, a major attraction for young people here seems to be the area's demographics. Michael Cohen, 23, used to live on 77th Street near York Avenue. He recently moved to 95th Street between Second and Third Avenues and applauds the change of scenery.</w:t>
+        <w:br/>
+        <w:t>''Down in the 70's, I was seeing too many Aprica strollers and pairs of Reeboks,'' he said. ''It was the quintessential place for high-stepping, fast-track couples with babies. Most of the people up here have the potential to develop into that crowd, but they are not that far removed from college and are more into discovering New York right now.''</w:t>
+        <w:br/>
+        <w:t>Normandie Court, one of the latest and largest apartment buildings in the area, is Mr. Cohen's home. His $1,860-a-month, two-bedroom apartment on the seventh floor -shared with two classmates from Brown University - is one of 1,480 units in the 34-story, four-building complex. At the top of the building are a health club with swimming pool and aerobics classes, as well as a restaurant, bar and fireplace.</w:t>
+        <w:br/>
+        <w:t>''It's a very young, social building, and people seem open to overtures,'' said Mr. Cohen, an assistant account executive for an advertising firm. ''I think it's humorous that they call it Normandie Court. It sounds so formal. At parties I've been to in the building, people and music spill out into the hallway.'' WHILE the East 90's, on any given weekday morning, is teeming with starched white shirts, yellow ties and briefcases, the East Village, another transitional area in Manhattan, has become a magnet for young people aspiring to a different look and lifestyle. This is the place for angry young men - and women - who see themselves as somewhat out of the mainstream.</w:t>
+        <w:br/>
+        <w:t>Artists, actors and musicians, who often have to support themselves through restaurant work, come here in search of affordable housing and a bohemian environment. Everywhere are dramatic black outfits, punk hairdos, funky bars and low-budget art galleries.</w:t>
+        <w:br/>
+        <w:t>But as the East Village becomes more gentrified and expensive with each passing month, some are venturing further east into Alphabet City, a grittier, cheaper area named after the lettered avenues. Here, safety is sometimes squandered for the greater good of a $400-a-month bedroom and the glamorous sense of danger.</w:t>
+        <w:br/>
+        <w:t>Every night, for example, drug dealers congregate on Jeff Morris's doorstep, on Avenue B between 12th and 13th Streets, offering crack and heroine for sale to pedestrians. ''I just say, 'Sorry, not tonight guys,' '' said Mr. Morris, a 25-year-old actor, who moved here from central New Jersey six months ago to be closer to auditions.</w:t>
+        <w:br/>
+        <w:t>He lives with his cousin in a two-bedroom apartment in a tenement under renovation, and they share the $800 a month rent. Despite the the dealers, dirt and dillapidated condition of nearby buildings, Mr. Morris likes the area, in part because the restaurants are neighborhood establishments not trying to make splashy statements. Furthermore, he said, the galleries and theaters provide the kind of cultural and intellectual stimulation unavailable elsewhere. His cousin, Bill Morris, agrees. ''There's no other place to live,'' he said. ''Here, you don't have to look at business people in suits. You see artists and poor people, and it's not pretentious. On the Upper West Side, they seem to be leading lives of quiet desperation. Down here, we're leading lives of noisy desperation. We're very happy.''</w:t>
+        <w:br/>
+        <w:t>Outside of New York City, indeed outside of the state, is a colony of young people who identify with and work in Manhattan, but don't feel compelled to live there. They have settled on the other side of the Hudson River in such New Jersey towns as Weehawken, Jersey City and Hoboken. Typically, friends from college and high school rent out an entire house or two floors of a brownstone in groups of three and four.</w:t>
+        <w:br/>
+        <w:t>Once again, the rents are reasonable and the commute into Manhattan is only 20 minutes to a half hour by a PATH train or bus. But more than that, some say, the small-town ambiance can actually make meeting people easier than in Manhattan, where it sometimes seems as though a tacit rule exists, forbidding conversation between strangers.</w:t>
+        <w:br/>
+        <w:t>''You see the same people over and over again on the bus and the train, and a comradery develops,'' said Alison Wood, 24, who lives in a Hoboken brownstone for $425 a month. ''You almost feel like you know them, even though you've never spoken. Then you see them at a bar and, after a drink, they come up to you and say, 'Hi. I see you all the time.'''</w:t>
+        <w:br/>
+        <w:t>In Hoboken, a cottage industry has grown up to help young people make the connection.</w:t>
+        <w:br/>
+        <w:t>On Wednesday nights, for example, everyone goes to ''networking night'' at the Gold Coast Cafe. A networking card, available for $5, automatically cuts the price of all drinks to $1 every Wednesday thereafter. Wednesdays at East L.A., a Mexican restaurant, are similarly cherished for the $2 special on margaritas. Onieal's Bar and Restaurant is the place to be seen on Thursday nights, as is Maxwell's on weekends.</w:t>
+        <w:br/>
+        <w:t>''You have the best of both worlds here,'' said Miss Wood, a 1985 graduate of Rosemont College in Pennsylvania. ''I'm 20 minutes from Manhattan, and I have a backyard.''</w:t>
         <w:br/>
         <w:br/>
         <w:t>Graphic</w:t>
@@ -87,7 +129,7 @@
         <w:br/>
         <w:t xml:space="preserve"> </w:t>
         <w:br/>
-        <w:t>Drawing</w:t>
+        <w:t>Photo of John Brady on the terrace of Battery park City apartment; Photo o f Michael Cohen, Jeff Morris, and Sarah Paganelli with Amy Edelmann (NYT/Star Black) (Page 16); Photo of Alison Wood (NYT/Star Black)</w:t>
       </w:r>
     </w:p>
     <w:sectPr>

--- a/example_articles/states/Multiple/1.states_Multiple_New_York_Times.docx
+++ b/example_articles/states/Multiple/1.states_Multiple_New_York_Times.docx
@@ -32,7 +32,7 @@
     </w:p>
     <w:p>
       <w:r>
-        <w:t>Raw locations result, 'locations': ['New Jersey', 'New York']</w:t>
+        <w:t>Raw locations result, 'locations': ['New York', 'New Jersey']</w:t>
       </w:r>
     </w:p>
     <w:p>
